--- a/public/document_template/Clearance_Template.docx
+++ b/public/document_template/Clearance_Template.docx
@@ -97,15 +97,7 @@
           <w:rFonts w:ascii="Century Gothic" w:hAnsi="Century Gothic"/>
           <w:color w:val="000000" w:themeColor="text1"/>
         </w:rPr>
-        <w:t xml:space="preserve">This is to certify </w:t>
-      </w:r>
-      <w:proofErr w:type="gramStart"/>
-      <w:r>
-        <w:rPr>
-          <w:rFonts w:ascii="Century Gothic" w:hAnsi="Century Gothic"/>
-          <w:color w:val="000000" w:themeColor="text1"/>
-        </w:rPr>
-        <w:t>that</w:t>
+        <w:t>This is to certify that</w:t>
       </w:r>
       <w:r>
         <w:rPr>
@@ -128,17 +120,7 @@
           <w:bCs/>
           <w:color w:val="000000" w:themeColor="text1"/>
         </w:rPr>
-        <w:t>$</w:t>
-      </w:r>
-      <w:proofErr w:type="gramEnd"/>
-      <w:r>
-        <w:rPr>
-          <w:rFonts w:ascii="Century Gothic" w:hAnsi="Century Gothic"/>
-          <w:b/>
-          <w:bCs/>
-          <w:color w:val="000000" w:themeColor="text1"/>
-        </w:rPr>
-        <w:t>{FULL_NAME}</w:t>
+        <w:t>${FULL_NAME}</w:t>
       </w:r>
       <w:r>
         <w:rPr>
@@ -260,7 +242,6 @@
         </w:rPr>
         <w:t xml:space="preserve">the </w:t>
       </w:r>
-      <w:proofErr w:type="gramStart"/>
       <w:r>
         <w:rPr>
           <w:rFonts w:ascii="Century Gothic" w:hAnsi="Century Gothic"/>
@@ -268,7 +249,6 @@
         </w:rPr>
         <w:t>above named</w:t>
       </w:r>
-      <w:proofErr w:type="gramEnd"/>
       <w:r>
         <w:rPr>
           <w:rFonts w:ascii="Century Gothic" w:hAnsi="Century Gothic"/>
@@ -434,43 +414,7 @@
           <w:color w:val="000000" w:themeColor="text1"/>
           <w:szCs w:val="26"/>
         </w:rPr>
-        <w:t xml:space="preserve">at Barangay </w:t>
-      </w:r>
-      <w:proofErr w:type="spellStart"/>
-      <w:r>
-        <w:rPr>
-          <w:rFonts w:ascii="Century Gothic" w:hAnsi="Century Gothic"/>
-          <w:color w:val="000000" w:themeColor="text1"/>
-          <w:szCs w:val="26"/>
-        </w:rPr>
-        <w:t>Hulong</w:t>
-      </w:r>
-      <w:proofErr w:type="spellEnd"/>
-      <w:r>
-        <w:rPr>
-          <w:rFonts w:ascii="Century Gothic" w:hAnsi="Century Gothic"/>
-          <w:color w:val="000000" w:themeColor="text1"/>
-          <w:szCs w:val="26"/>
-        </w:rPr>
-        <w:t xml:space="preserve"> </w:t>
-      </w:r>
-      <w:proofErr w:type="spellStart"/>
-      <w:r>
-        <w:rPr>
-          <w:rFonts w:ascii="Century Gothic" w:hAnsi="Century Gothic"/>
-          <w:color w:val="000000" w:themeColor="text1"/>
-          <w:szCs w:val="26"/>
-        </w:rPr>
-        <w:t>Duhat</w:t>
-      </w:r>
-      <w:proofErr w:type="spellEnd"/>
-      <w:r>
-        <w:rPr>
-          <w:rFonts w:ascii="Century Gothic" w:hAnsi="Century Gothic"/>
-          <w:color w:val="000000" w:themeColor="text1"/>
-          <w:szCs w:val="26"/>
-        </w:rPr>
-        <w:t xml:space="preserve">, City of Malabon. </w:t>
+        <w:t xml:space="preserve">at Barangay Hulong Duhat, City of Malabon. </w:t>
       </w:r>
     </w:p>
     <w:p>
@@ -588,132 +532,48 @@
         </w:rPr>
         <w:t>47541</w:t>
       </w:r>
-      <w:r>
-        <w:rPr>
-          <w:rFonts w:ascii="Century Gothic" w:hAnsi="Century Gothic"/>
-          <w:iCs/>
+    </w:p>
+    <w:p>
+      <w:pPr>
+        <w:tabs>
+          <w:tab w:val="left" w:pos="700"/>
+        </w:tabs>
+        <w:spacing w:after="0" w:line="240" w:lineRule="auto"/>
+        <w:ind w:left="1440" w:hanging="1440"/>
+        <w:rPr>
+          <w:rFonts w:ascii="Century Gothic" w:hAnsi="Century Gothic" w:cs="Tahoma"/>
           <w:color w:val="000000" w:themeColor="text1"/>
           <w:sz w:val="14"/>
           <w:szCs w:val="26"/>
-          <w:u w:val="single"/>
-        </w:rPr>
-        <w:t xml:space="preserve">                                                                                                                                                                                                                                                                                                                                                                                                                                                                                                                                                                                                                                                                                                                                                                                                                                                                                                                                                                                                                                                                                                                                                                                                                                                                                                                                                                                                                                                                                                                                                                                                                                                                                                                                                                                                                                                                                                                                                                                                                                                                                                                                                                                                                                                                                                                                                                                                                                                                                                                                                                                                                                                                                                                                                                                                                                                                                                                                                                                                                                                                                                                                                                                                                                                                                                                                                                                     </w:t>
-      </w:r>
-      <w:r>
-        <w:rPr>
-          <w:rFonts w:ascii="Century Gothic" w:hAnsi="Century Gothic"/>
-          <w:iCs/>
+        </w:rPr>
+      </w:pPr>
+      <w:r>
+        <w:rPr>
+          <w:rFonts w:ascii="Century Gothic" w:hAnsi="Century Gothic" w:cs="Tahoma"/>
           <w:color w:val="000000" w:themeColor="text1"/>
           <w:sz w:val="14"/>
           <w:szCs w:val="26"/>
-          <w:u w:val="single"/>
-        </w:rPr>
-        <w:t xml:space="preserve"> </w:t>
-      </w:r>
-      <w:r>
-        <w:rPr>
-          <w:rFonts w:ascii="Century Gothic" w:hAnsi="Century Gothic"/>
-          <w:iCs/>
+        </w:rPr>
+        <w:t>Not Valid if without control number</w:t>
+      </w:r>
+    </w:p>
+    <w:p>
+      <w:pPr>
+        <w:pStyle w:val="NoSpacing"/>
+        <w:jc w:val="both"/>
+        <w:rPr>
+          <w:rFonts w:ascii="Century Gothic" w:hAnsi="Century Gothic" w:cs="Tahoma"/>
           <w:color w:val="000000" w:themeColor="text1"/>
           <w:sz w:val="14"/>
           <w:szCs w:val="26"/>
-          <w:u w:val="single"/>
-        </w:rPr>
-        <w:t xml:space="preserve">                                                                                                                                                                                                                                                                                                                                                                                                                                                                                                                                                                                                                                                                                                                                                                                                                                                                                                                                                                                                                                                                                                                                                                                                                                                                                                                                                                                                                                                                                                                                                                                                                                                                                                                                                                                                                                                                                                                                                                                                                                                                                                                                                                                                                                                                                                                                                                                                                                                                                                                                                                                                                                                                                                                                                                                                                                                                                                                                                                                                                                                                                                                                                                                                                                                                                                                                                                                                                                                                                                                                                                                                                                                                                                                                                                                                        </w:t>
-      </w:r>
-      <w:r>
-        <w:rPr>
-          <w:rFonts w:ascii="Century Gothic" w:hAnsi="Century Gothic"/>
-          <w:iCs/>
+        </w:rPr>
+      </w:pPr>
+      <w:r>
+        <w:rPr>
+          <w:rFonts w:ascii="Century Gothic" w:hAnsi="Century Gothic" w:cs="Tahoma"/>
           <w:color w:val="000000" w:themeColor="text1"/>
           <w:sz w:val="14"/>
           <w:szCs w:val="26"/>
-          <w:u w:val="single"/>
-        </w:rPr>
-        <w:t xml:space="preserve">  </w:t>
-      </w:r>
-      <w:r>
-        <w:rPr>
-          <w:rFonts w:ascii="Century Gothic" w:hAnsi="Century Gothic"/>
-          <w:iCs/>
-          <w:color w:val="000000" w:themeColor="text1"/>
-          <w:sz w:val="14"/>
-          <w:szCs w:val="26"/>
-          <w:u w:val="single"/>
-        </w:rPr>
-        <w:t xml:space="preserve">                               </w:t>
-      </w:r>
-      <w:r>
-        <w:rPr>
-          <w:rFonts w:ascii="Century Gothic" w:hAnsi="Century Gothic"/>
-          <w:iCs/>
-          <w:color w:val="000000" w:themeColor="text1"/>
-          <w:sz w:val="14"/>
-          <w:szCs w:val="26"/>
-          <w:u w:val="single"/>
-        </w:rPr>
-        <w:t xml:space="preserve">                                                                                                                                                                                                                                                                                                                                                                                                                                                                                                                                                                                                                                                                                                                                                                                                                                                                                                                                                                                                                                                                                                                                                                                                                                                                                                                                                                                                                                       </w:t>
-      </w:r>
-      <w:r>
-        <w:rPr>
-          <w:rFonts w:ascii="Century Gothic" w:hAnsi="Century Gothic"/>
-          <w:iCs/>
-          <w:color w:val="000000" w:themeColor="text1"/>
-          <w:sz w:val="14"/>
-          <w:szCs w:val="26"/>
-          <w:u w:val="single"/>
-        </w:rPr>
-        <w:t xml:space="preserve">                        </w:t>
-      </w:r>
-      <w:r>
-        <w:rPr>
-          <w:rFonts w:ascii="Century Gothic" w:hAnsi="Century Gothic"/>
-          <w:iCs/>
-          <w:color w:val="000000" w:themeColor="text1"/>
-          <w:sz w:val="14"/>
-          <w:szCs w:val="26"/>
-          <w:u w:val="single"/>
-        </w:rPr>
-        <w:t xml:space="preserve">                                                                                                                                                                                                                                                    </w:t>
-      </w:r>
-    </w:p>
-    <w:p>
-      <w:pPr>
-        <w:spacing w:after="0" w:line="240" w:lineRule="auto"/>
-        <w:rPr>
-          <w:rFonts w:ascii="Century Gothic" w:hAnsi="Century Gothic" w:cs="Tahoma"/>
-          <w:color w:val="000000" w:themeColor="text1"/>
-          <w:sz w:val="14"/>
-          <w:szCs w:val="26"/>
-        </w:rPr>
-      </w:pPr>
-      <w:r>
-        <w:rPr>
-          <w:rFonts w:ascii="Century Gothic" w:hAnsi="Century Gothic" w:cs="Tahoma"/>
-          <w:color w:val="000000" w:themeColor="text1"/>
-          <w:sz w:val="14"/>
-          <w:szCs w:val="26"/>
-        </w:rPr>
-        <w:t>Not Valid if without control number</w:t>
-      </w:r>
-    </w:p>
-    <w:p>
-      <w:pPr>
-        <w:pStyle w:val="NoSpacing"/>
-        <w:jc w:val="both"/>
-        <w:rPr>
-          <w:rFonts w:ascii="Century Gothic" w:hAnsi="Century Gothic" w:cs="Tahoma"/>
-          <w:color w:val="000000" w:themeColor="text1"/>
-          <w:sz w:val="14"/>
-          <w:szCs w:val="26"/>
-        </w:rPr>
-      </w:pPr>
-      <w:r>
-        <w:rPr>
-          <w:rFonts w:ascii="Century Gothic" w:hAnsi="Century Gothic" w:cs="Tahoma"/>
-          <w:color w:val="000000" w:themeColor="text1"/>
-          <w:sz w:val="14"/>
-          <w:szCs w:val="26"/>
         </w:rPr>
         <w:t>Not Valid if without dry seal</w:t>
       </w:r>
@@ -1034,43 +894,7 @@
           <w:sz w:val="20"/>
         </w:rPr>
         <w:tab/>
-        <w:t xml:space="preserve"> </w:t>
-      </w:r>
-      <w:proofErr w:type="spellStart"/>
-      <w:r>
-        <w:rPr>
-          <w:rFonts w:ascii="Century Gothic" w:hAnsi="Century Gothic"/>
-          <w:color w:val="FFFFFF" w:themeColor="background1"/>
-          <w:sz w:val="20"/>
-        </w:rPr>
-        <w:t>Hulong</w:t>
-      </w:r>
-      <w:proofErr w:type="spellEnd"/>
-      <w:r>
-        <w:rPr>
-          <w:rFonts w:ascii="Century Gothic" w:hAnsi="Century Gothic"/>
-          <w:color w:val="FFFFFF" w:themeColor="background1"/>
-          <w:sz w:val="20"/>
-        </w:rPr>
-        <w:t xml:space="preserve"> </w:t>
-      </w:r>
-      <w:proofErr w:type="spellStart"/>
-      <w:r>
-        <w:rPr>
-          <w:rFonts w:ascii="Century Gothic" w:hAnsi="Century Gothic"/>
-          <w:color w:val="FFFFFF" w:themeColor="background1"/>
-          <w:sz w:val="20"/>
-        </w:rPr>
-        <w:t>Duhat</w:t>
-      </w:r>
-      <w:proofErr w:type="spellEnd"/>
-      <w:r>
-        <w:rPr>
-          <w:rFonts w:ascii="Century Gothic" w:hAnsi="Century Gothic"/>
-          <w:color w:val="FFFFFF" w:themeColor="background1"/>
-          <w:sz w:val="20"/>
-        </w:rPr>
-        <w:t>, City of Malabon</w:t>
+        <w:t xml:space="preserve"> Hulong Duhat, City of Malabon</w:t>
       </w:r>
       <w:r>
         <w:rPr>
@@ -1263,6 +1087,7 @@
     <w:lsdException w:name="HTML Sample" w:semiHidden="1" w:unhideWhenUsed="1"/>
     <w:lsdException w:name="HTML Typewriter" w:semiHidden="1" w:unhideWhenUsed="1"/>
     <w:lsdException w:name="HTML Variable" w:semiHidden="1" w:unhideWhenUsed="1"/>
+    <w:lsdException w:name="Normal Table" w:semiHidden="1" w:unhideWhenUsed="1"/>
     <w:lsdException w:name="annotation subject" w:semiHidden="1" w:unhideWhenUsed="1"/>
     <w:lsdException w:name="No List" w:semiHidden="1" w:unhideWhenUsed="1"/>
     <w:lsdException w:name="Outline List 1" w:semiHidden="1" w:unhideWhenUsed="1"/>
@@ -1305,8 +1130,11 @@
     <w:lsdException w:name="Table Contemporary" w:semiHidden="1" w:unhideWhenUsed="1"/>
     <w:lsdException w:name="Table Elegant" w:semiHidden="1" w:unhideWhenUsed="1"/>
     <w:lsdException w:name="Table Professional" w:semiHidden="1" w:unhideWhenUsed="1"/>
+    <w:lsdException w:name="Table Subtle 1" w:semiHidden="1" w:unhideWhenUsed="1"/>
     <w:lsdException w:name="Table Subtle 2" w:semiHidden="1" w:unhideWhenUsed="1"/>
     <w:lsdException w:name="Table Web 1" w:semiHidden="1" w:unhideWhenUsed="1"/>
+    <w:lsdException w:name="Table Web 2" w:semiHidden="1" w:unhideWhenUsed="1"/>
+    <w:lsdException w:name="Table Web 3" w:semiHidden="1" w:unhideWhenUsed="1"/>
     <w:lsdException w:name="Balloon Text" w:semiHidden="1" w:unhideWhenUsed="1"/>
     <w:lsdException w:name="Table Grid" w:uiPriority="59"/>
     <w:lsdException w:name="Table Theme" w:semiHidden="1" w:unhideWhenUsed="1"/>
